--- a/DGU_2_Vital_Monitor_va_CPR_Imtihon_Dastur_Kodi.docx
+++ b/DGU_2_Vital_Monitor_va_CPR_Imtihon_Dastur_Kodi.docx
@@ -25,7 +25,7 @@
         </w:rPr>
         <w:t>EHM uchun dastur (Ma’lumotlar bazasi) nomi:</w:t>
         <w:br/>
-        <w:t>“GD/H126 Reanimatsiya Vital Monitori, ESP32 Telemetriyali Maniken Pulti va CPR OSCE Imtihon Baholash Dasturi”</w:t>
+        <w:t>“MedLife: Reanimatsiya Vital Monitori, ESP32 Telemetriyali Maniken va Yurak-O'pka Reanimatsiyasi (CPR) Baholash Dasturi”</w:t>
       </w:r>
     </w:p>
     <w:p>
@@ -305,15 +305,33 @@
         <w:br/>
         <w:t xml:space="preserve">        &lt;div class="flex items-center space-x-2 text-xs"&gt;</w:t>
         <w:br/>
+        <w:t xml:space="preserve">            &lt;a href="/" target="_blank" class="px-2.5 py-1 rounded bg-indigo-900/80 hover:bg-indigo-800 text-indigo-200 border border-indigo-600 flex items-center gap-1.5 transition font-bold shadow"&gt;</w:t>
+        <w:br/>
+        <w:t xml:space="preserve">                &lt;i class="fa-solid fa-hospital-user text-indigo-400"&gt;&lt;/i&gt;</w:t>
+        <w:br/>
+        <w:t xml:space="preserve">                &lt;span&gt;AI Bemor&lt;/span&gt;</w:t>
+        <w:br/>
+        <w:t xml:space="preserve">            &lt;/a&gt;</w:t>
+        <w:br/>
+        <w:br/>
         <w:t xml:space="preserve">            &lt;a href="/console" target="_blank" class="px-2.5 py-1 rounded bg-purple-900/80 hover:bg-purple-800 text-purple-200 border border-purple-600 flex items-center gap-1.5 transition font-bold shadow"&gt;</w:t>
         <w:br/>
-        <w:t xml:space="preserve">                &lt;i class="fa-solid fa-graduation-cap text-purple-400"&gt;&lt;/i&gt;</w:t>
-        <w:br/>
-        <w:t xml:space="preserve">                &lt;span&gt;🎓 CPR Imtihon &amp; Pult&lt;/span&gt;</w:t>
+        <w:t xml:space="preserve">                &lt;i class="fa-solid fa-hand-holding-heart text-purple-400"&gt;&lt;/i&gt;</w:t>
+        <w:br/>
+        <w:t xml:space="preserve">                &lt;span&gt;🫀 Yurak-O'pka Reanimatsiyasi&lt;/span&gt;</w:t>
         <w:br/>
         <w:t xml:space="preserve">            &lt;/a&gt;</w:t>
         <w:br/>
         <w:br/>
+        <w:t xml:space="preserve">            &lt;button id="btn-web-serial" onclick="connectDirectWebSerial()" class="px-2.5 py-1 rounded bg-blue-900/80 hover:bg-blue-800 text-blue-200 border border-blue-500 flex items-center gap-1.5 transition font-bold shadow cursor-pointer"&gt;</w:t>
+        <w:br/>
+        <w:t xml:space="preserve">                &lt;i class="fa-brands fa-usb text-blue-400"&gt;&lt;/i&gt;</w:t>
+        <w:br/>
+        <w:t xml:space="preserve">                &lt;span id="web-serial-text"&gt;🔌 Maniken (USB) ga Ulanish&lt;/span&gt;</w:t>
+        <w:br/>
+        <w:t xml:space="preserve">            &lt;/button&gt;</w:t>
+        <w:br/>
+        <w:br/>
         <w:t xml:space="preserve">            &lt;div id="hw-badge" class="px-2.5 py-1 rounded bg-slate-900 border border-slate-700 text-slate-400 flex items-center gap-1.5"&gt;</w:t>
         <w:br/>
         <w:t xml:space="preserve">                &lt;span id="hw-dot" class="w-2 h-2 rounded-full bg-emerald-500"&gt;&lt;/span&gt;</w:t>
@@ -1419,6 +1437,67 @@
         <w:t xml:space="preserve">        }</w:t>
         <w:br/>
         <w:br/>
+        <w:t xml:space="preserve">        // ==================== DIRECT WEB SERIAL API (ONE-CLICK USB SYNC) ====================</w:t>
+        <w:br/>
+        <w:t xml:space="preserve">        let webSerialPort = null;</w:t>
+        <w:br/>
+        <w:t xml:space="preserve">        let webSerialWriter = null;</w:t>
+        <w:br/>
+        <w:br/>
+        <w:t xml:space="preserve">        async function connectDirectWebSerial() {</w:t>
+        <w:br/>
+        <w:t xml:space="preserve">            if (!("serial" in navigator)) {</w:t>
+        <w:br/>
+        <w:t xml:space="preserve">                alert("Brauzeringiz Web Serial API-ni qo'llab-quvvatlamaydi. Iltimos Google Chrome yoki Microsoft Edge brauzeridan foydalaning!");</w:t>
+        <w:br/>
+        <w:t xml:space="preserve">                return;</w:t>
+        <w:br/>
+        <w:t xml:space="preserve">            }</w:t>
+        <w:br/>
+        <w:t xml:space="preserve">            try {</w:t>
+        <w:br/>
+        <w:t xml:space="preserve">                webSerialPort = await navigator.serial.requestPort();</w:t>
+        <w:br/>
+        <w:t xml:space="preserve">                await webSerialPort.open({ baudRate: 115200 });</w:t>
+        <w:br/>
+        <w:t xml:space="preserve">                const textEncoder = new TextEncoderStream();</w:t>
+        <w:br/>
+        <w:t xml:space="preserve">                const writableStreamClosed = textEncoder.readable.pipeTo(webSerialPort.writable);</w:t>
+        <w:br/>
+        <w:t xml:space="preserve">                webSerialWriter = textEncoder.writable.getWriter();</w:t>
+        <w:br/>
+        <w:br/>
+        <w:t xml:space="preserve">                document.getElementById("web-serial-text").innerText = "✅ Maniken Ulandi (USB)";</w:t>
+        <w:br/>
+        <w:t xml:space="preserve">                document.getElementById("btn-web-serial").className = "px-2.5 py-1 rounded bg-emerald-900 text-emerald-200 border border-emerald-500 flex items-center gap-1.5 font-bold shadow";</w:t>
+        <w:br/>
+        <w:br/>
+        <w:t xml:space="preserve">                sendWebSerialCommand("BPM:75");</w:t>
+        <w:br/>
+        <w:t xml:space="preserve">            } catch(err) {</w:t>
+        <w:br/>
+        <w:t xml:space="preserve">                console.error("Web Serial Ulanish xatosi:", err);</w:t>
+        <w:br/>
+        <w:t xml:space="preserve">            }</w:t>
+        <w:br/>
+        <w:t xml:space="preserve">        }</w:t>
+        <w:br/>
+        <w:br/>
+        <w:t xml:space="preserve">        async function sendWebSerialCommand(cmd) {</w:t>
+        <w:br/>
+        <w:t xml:space="preserve">            if (webSerialWriter) {</w:t>
+        <w:br/>
+        <w:t xml:space="preserve">                try {</w:t>
+        <w:br/>
+        <w:t xml:space="preserve">                    await webSerialWriter.write(cmd + String.fromCharCode(10));</w:t>
+        <w:br/>
+        <w:t xml:space="preserve">                } catch(e) {}</w:t>
+        <w:br/>
+        <w:t xml:space="preserve">            }</w:t>
+        <w:br/>
+        <w:t xml:space="preserve">        }</w:t>
+        <w:br/>
+        <w:br/>
         <w:t xml:space="preserve">        function setScenario(type) {</w:t>
         <w:br/>
         <w:t xml:space="preserve">            initAudio();</w:t>
@@ -1436,12 +1515,16 @@
         <w:br/>
         <w:t xml:space="preserve">                stopAsystoleTone();</w:t>
         <w:br/>
+        <w:t xml:space="preserve">                sendWebSerialCommand("NORMAL");</w:t>
+        <w:br/>
         <w:t xml:space="preserve">            } else if (type === "dying") {</w:t>
         <w:br/>
         <w:t xml:space="preserve">                target = { hr: 0, spo2: 0, sys: 0, dia: 0, rr: 0, temp: 35.1, mode: "dying", rhythm: "asystole" };</w:t>
         <w:br/>
         <w:t xml:space="preserve">                updateBanner("🚨 DIQQAT: BEMORNI YO'QOTYAPMIZ! (KOLLAPS / ASISTOLIYA)", "bg-red-950 text-red-400 border-red-500 alarm-blink");</w:t>
         <w:br/>
+        <w:t xml:space="preserve">                sendWebSerialCommand("DYING");</w:t>
+        <w:br/>
         <w:t xml:space="preserve">            } else if (type === "attack") {</w:t>
         <w:br/>
         <w:t xml:space="preserve">                target = { hr: 185, spo2: 88, sys: 210, dia: 125, rr: 34, temp: 37.4, mode: "attack", rhythm: "vtach" };</w:t>
@@ -1450,6 +1533,8 @@
         <w:br/>
         <w:t xml:space="preserve">                stopAsystoleTone();</w:t>
         <w:br/>
+        <w:t xml:space="preserve">                sendWebSerialCommand("ATTACK");</w:t>
+        <w:br/>
         <w:t xml:space="preserve">            } else if (type === "hypoxia") {</w:t>
         <w:br/>
         <w:t xml:space="preserve">                target = { hr: 135, spo2: 74, sys: 135, dia: 90, rr: 38, temp: 36.8, mode: "hypoxia", rhythm: "sinus" };</w:t>
@@ -1458,6 +1543,8 @@
         <w:br/>
         <w:t xml:space="preserve">                stopAsystoleTone();</w:t>
         <w:br/>
+        <w:t xml:space="preserve">                sendWebSerialCommand("BPM:135");</w:t>
+        <w:br/>
         <w:t xml:space="preserve">            } else if (type === "shock") {</w:t>
         <w:br/>
         <w:t xml:space="preserve">                target = { hr: 145, spo2: 89, sys: 65, dia: 35, rr: 28, temp: 35.8, mode: "shock", rhythm: "sinus" };</w:t>
@@ -1466,6 +1553,8 @@
         <w:br/>
         <w:t xml:space="preserve">                stopAsystoleTone();</w:t>
         <w:br/>
+        <w:t xml:space="preserve">                sendWebSerialCommand("BPM:145");</w:t>
+        <w:br/>
         <w:t xml:space="preserve">            }</w:t>
         <w:br/>
         <w:t xml:space="preserve">        }</w:t>
@@ -1474,6 +1563,8 @@
         <w:t xml:space="preserve">        function defibrillateShock() {</w:t>
         <w:br/>
         <w:t xml:space="preserve">            initAudio();</w:t>
+        <w:br/>
+        <w:t xml:space="preserve">            sendWebSerialCommand("SHOCK");</w:t>
         <w:br/>
         <w:t xml:space="preserve">            const flash = document.getElementById("flash-overlay");</w:t>
         <w:br/>
@@ -2132,7 +2223,7 @@
         <w:t xml:space="preserve">    pass</w:t>
         <w:br/>
         <w:br/>
-        <w:t>app = FastAPI(title="Bemor Maniken Test va Imtihon Pulti")</w:t>
+        <w:t>app = FastAPI(title="MedLife: Yurak-O'pka Reanimatsiyasi Simulyatori")</w:t>
         <w:br/>
         <w:br/>
         <w:t>active_websockets: List[WebSocket] = []</w:t>
@@ -2169,7 +2260,7 @@
         <w:br/>
         <w:t xml:space="preserve">    &lt;meta http-equiv="Expires" content="0"&gt;</w:t>
         <w:br/>
-        <w:t xml:space="preserve">    &lt;title&gt;Bemor Maniken Test va Imtihon Pulti&lt;/title&gt;</w:t>
+        <w:t xml:space="preserve">    &lt;title&gt;MedLife — Yurak-O'pka Reanimatsiyasi (CPR) Simulyatori&lt;/title&gt;</w:t>
         <w:br/>
         <w:t xml:space="preserve">    &lt;script src="https://cdn.tailwindcss.com"&gt;&lt;/script&gt;</w:t>
         <w:br/>
@@ -2480,15 +2571,15 @@
         <w:br/>
         <w:t xml:space="preserve">            &lt;div class="w-10 h-10 rounded-xl bg-blue-600 flex items-center justify-center text-white text-lg shadow-sm"&gt;</w:t>
         <w:br/>
-        <w:t xml:space="preserve">                &lt;i class="fa-solid fa-user-doctor"&gt;&lt;/i&gt;</w:t>
+        <w:t xml:space="preserve">                &lt;i class="fa-solid fa-hand-holding-heart"&gt;&lt;/i&gt;</w:t>
         <w:br/>
         <w:t xml:space="preserve">            &lt;/div&gt;</w:t>
         <w:br/>
         <w:t xml:space="preserve">            &lt;div&gt;</w:t>
         <w:br/>
-        <w:t xml:space="preserve">                &lt;h1 class="font-extrabold text-slate-900 text-base leading-tight"&gt;GD/H126 CPR VA REANIMATSIYA MANIKEN TIZIMI&lt;/h1&gt;</w:t>
-        <w:br/>
-        <w:t xml:space="preserve">                &lt;p class="text-xs text-slate-500 font-medium"&gt;Tibbiy Ko'nikmalarni Baholash va Trening Markazi&lt;/p&gt;</w:t>
+        <w:t xml:space="preserve">                &lt;h1 class="font-extrabold text-slate-900 text-base leading-tight"&gt;YURAK-O'PKA REANIMATSIYASI (CPR) SIMULYATORI&lt;/h1&gt;</w:t>
+        <w:br/>
+        <w:t xml:space="preserve">                &lt;p class="text-xs text-slate-500 font-medium"&gt;MedLife: Tibbiy Ko'nikmalarni Baholash va Trening Markazi&lt;/p&gt;</w:t>
         <w:br/>
         <w:t xml:space="preserve">            &lt;/div&gt;</w:t>
         <w:br/>
@@ -2518,7 +2609,7 @@
         <w:br/>
         <w:t xml:space="preserve">            &lt;a href="/" target="_blank" class="px-3 py-1.5 bg-slate-100 hover:bg-slate-200 text-slate-700 font-bold rounded-xl transition border border-slate-300 text-xs flex items-center gap-1.5 shadow-sm"&gt;</w:t>
         <w:br/>
-        <w:t xml:space="preserve">                &lt;i class="fa-solid fa-hospital-user text-blue-600"&gt;&lt;/i&gt; Bemor</w:t>
+        <w:t xml:space="preserve">                &lt;i class="fa-solid fa-hospital-user text-indigo-600"&gt;&lt;/i&gt; AI Bemor</w:t>
         <w:br/>
         <w:t xml:space="preserve">            &lt;/a&gt;</w:t>
         <w:br/>
